--- a/docs/docx/README.docx
+++ b/docs/docx/README.docx
@@ -127,6 +127,91 @@
                 <w:sz w:val="19"/>
               </w:rPr>
               <w:t>Isi</w:t>
+            </w:r>
+          </w:p>
+        </w:tc>
+      </w:tr>
+      <w:tr>
+        <w:tc>
+          <w:tcPr>
+            <w:tcW w:type="dxa" w:w="2412"/>
+          </w:tcPr>
+          <w:p>
+            <w:pPr>
+              <w:spacing w:after="0"/>
+            </w:pPr>
+            <w:r>
+              <w:rPr>
+                <w:b w:val="0"/>
+                <w:sz w:val="19"/>
+              </w:rPr>
+              <w:t>0</w:t>
+            </w:r>
+          </w:p>
+        </w:tc>
+        <w:tc>
+          <w:tcPr>
+            <w:tcW w:type="dxa" w:w="2412"/>
+          </w:tcPr>
+          <w:p>
+            <w:pPr>
+              <w:spacing w:after="0"/>
+            </w:pPr>
+            <w:r>
+              <w:rPr>
+                <w:color w:val="1A4F8B"/>
+                <w:sz w:val="19"/>
+                <w:u w:val="single"/>
+              </w:rPr>
+              <w:t>Laporan Lengkap (gabungan)</w:t>
+            </w:r>
+            <w:r>
+              <w:rPr>
+                <w:color w:val="666666"/>
+                <w:sz w:val="19"/>
+              </w:rPr>
+              <w:t xml:space="preserve"> (PayloadHub-AI-Laporan-Lengkap.md)</w:t>
+            </w:r>
+          </w:p>
+        </w:tc>
+        <w:tc>
+          <w:tcPr>
+            <w:tcW w:type="dxa" w:w="2412"/>
+          </w:tcPr>
+          <w:p>
+            <w:pPr>
+              <w:spacing w:after="0"/>
+            </w:pPr>
+            <w:r>
+              <w:rPr>
+                <w:b w:val="0"/>
+                <w:sz w:val="19"/>
+              </w:rPr>
+              <w:t>Dosen, pengumpulan</w:t>
+            </w:r>
+          </w:p>
+        </w:tc>
+        <w:tc>
+          <w:tcPr>
+            <w:tcW w:type="dxa" w:w="2412"/>
+          </w:tcPr>
+          <w:p>
+            <w:pPr>
+              <w:spacing w:after="0"/>
+            </w:pPr>
+            <w:r>
+              <w:rPr>
+                <w:b/>
+                <w:sz w:val="19"/>
+              </w:rPr>
+              <w:t>Satu dokumen utuh</w:t>
+            </w:r>
+            <w:r>
+              <w:rPr>
+                <w:b w:val="0"/>
+                <w:sz w:val="19"/>
+              </w:rPr>
+              <w:t xml:space="preserve"> ringkasan Tahap 1–5 + teknis + demo</w:t>
             </w:r>
           </w:p>
         </w:tc>

--- a/docs/docx/README.docx
+++ b/docs/docx/README.docx
@@ -1302,6 +1302,67 @@
                 <w:b w:val="0"/>
                 <w:sz w:val="19"/>
               </w:rPr>
+              <w:t>Screenshot mobile</w:t>
+            </w:r>
+          </w:p>
+        </w:tc>
+        <w:tc>
+          <w:tcPr>
+            <w:tcW w:type="dxa" w:w="3216"/>
+          </w:tcPr>
+          <w:p>
+            <w:pPr>
+              <w:spacing w:after="0"/>
+            </w:pPr>
+            <w:r>
+              <w:rPr>
+                <w:color w:val="1A4F8B"/>
+                <w:sz w:val="19"/>
+                <w:u w:val="single"/>
+              </w:rPr>
+              <w:t>`assets/screenshots/`</w:t>
+            </w:r>
+            <w:r>
+              <w:rPr>
+                <w:color w:val="666666"/>
+                <w:sz w:val="19"/>
+              </w:rPr>
+              <w:t xml:space="preserve"> (assets/screenshots)</w:t>
+            </w:r>
+          </w:p>
+        </w:tc>
+        <w:tc>
+          <w:tcPr>
+            <w:tcW w:type="dxa" w:w="3216"/>
+          </w:tcPr>
+          <w:p>
+            <w:pPr>
+              <w:spacing w:after="0"/>
+            </w:pPr>
+            <w:r>
+              <w:rPr>
+                <w:b w:val="0"/>
+                <w:sz w:val="19"/>
+              </w:rPr>
+              <w:t>8 tampilan nyata pada viewport 390×844</w:t>
+            </w:r>
+          </w:p>
+        </w:tc>
+      </w:tr>
+      <w:tr>
+        <w:tc>
+          <w:tcPr>
+            <w:tcW w:type="dxa" w:w="3216"/>
+          </w:tcPr>
+          <w:p>
+            <w:pPr>
+              <w:spacing w:after="0"/>
+            </w:pPr>
+            <w:r>
+              <w:rPr>
+                <w:b w:val="0"/>
+                <w:sz w:val="19"/>
+              </w:rPr>
               <w:t>Generator wireframe</w:t>
             </w:r>
           </w:p>
@@ -1503,7 +1564,7 @@
         <w:br/>
         <w:t>flutter test     → 16 tests passed</w:t>
         <w:br/>
-        <w:t>APK rilis        → 55,2 MB (57.876.933 byte)</w:t>
+        <w:t>APK rilis        → 55,5 MB (58.156.477 byte)</w:t>
       </w:r>
     </w:p>
     <w:p>

--- a/docs/docx/README.docx
+++ b/docs/docx/README.docx
@@ -758,6 +758,84 @@
                 <w:sz w:val="19"/>
               </w:rPr>
               <w:t>Naskah 8–10 menit dan checklist rekaman</w:t>
+            </w:r>
+          </w:p>
+        </w:tc>
+      </w:tr>
+      <w:tr>
+        <w:tc>
+          <w:tcPr>
+            <w:tcW w:type="dxa" w:w="2412"/>
+          </w:tcPr>
+          <w:p>
+            <w:pPr>
+              <w:spacing w:after="0"/>
+            </w:pPr>
+            <w:r>
+              <w:rPr>
+                <w:b w:val="0"/>
+                <w:sz w:val="19"/>
+              </w:rPr>
+              <w:t>—</w:t>
+            </w:r>
+          </w:p>
+        </w:tc>
+        <w:tc>
+          <w:tcPr>
+            <w:tcW w:type="dxa" w:w="2412"/>
+          </w:tcPr>
+          <w:p>
+            <w:pPr>
+              <w:spacing w:after="0"/>
+            </w:pPr>
+            <w:r>
+              <w:rPr>
+                <w:color w:val="1A4F8B"/>
+                <w:sz w:val="19"/>
+                <w:u w:val="single"/>
+              </w:rPr>
+              <w:t>Video Demo Android</w:t>
+            </w:r>
+            <w:r>
+              <w:rPr>
+                <w:color w:val="666666"/>
+                <w:sz w:val="19"/>
+              </w:rPr>
+              <w:t xml:space="preserve"> (demo/PayloadHub-AI-Demo-Android.mp4)</w:t>
+            </w:r>
+          </w:p>
+        </w:tc>
+        <w:tc>
+          <w:tcPr>
+            <w:tcW w:type="dxa" w:w="2412"/>
+          </w:tcPr>
+          <w:p>
+            <w:pPr>
+              <w:spacing w:after="0"/>
+            </w:pPr>
+            <w:r>
+              <w:rPr>
+                <w:b w:val="0"/>
+                <w:sz w:val="19"/>
+              </w:rPr>
+              <w:t>Presenter, dosen</w:t>
+            </w:r>
+          </w:p>
+        </w:tc>
+        <w:tc>
+          <w:tcPr>
+            <w:tcW w:type="dxa" w:w="2412"/>
+          </w:tcPr>
+          <w:p>
+            <w:pPr>
+              <w:spacing w:after="0"/>
+            </w:pPr>
+            <w:r>
+              <w:rPr>
+                <w:b w:val="0"/>
+                <w:sz w:val="19"/>
+              </w:rPr>
+              <w:t>Rekaman APK asli di emulator, 1 menit 44 detik</w:t>
             </w:r>
           </w:p>
         </w:tc>
